--- a/preview/docxs/44-phd-candidate.docx
+++ b/preview/docxs/44-phd-candidate.docx
@@ -508,7 +508,7 @@
         </w:rPr>
         <w:t xml:space="preserve">Demo: </w:t>
       </w:r>
-      <w:hyperlink w:history="1" r:id="rIdcta-cqauxdl64atxpf6sv">
+      <w:hyperlink w:history="1" r:id="rIdnu2mdpuqdcrls5gprfzpc">
         <w:r>
           <w:rPr>
             <w:color w:val="1e3a5f"/>
@@ -536,7 +536,7 @@
         </w:rPr>
         <w:t xml:space="preserve">Code: </w:t>
       </w:r>
-      <w:hyperlink w:history="1" r:id="rId9xfgrbzmwsvcqhteza9kg">
+      <w:hyperlink w:history="1" r:id="rIddipwerp3dxwn-c6oeko58">
         <w:r>
           <w:rPr>
             <w:color w:val="1e3a5f"/>
@@ -626,7 +626,7 @@
         </w:rPr>
         <w:t xml:space="preserve">Demo: </w:t>
       </w:r>
-      <w:hyperlink w:history="1" r:id="rIddskeii5ztnsh1qvbm3of9">
+      <w:hyperlink w:history="1" r:id="rIdg3rh-vkfygbazztpqsyje">
         <w:r>
           <w:rPr>
             <w:color w:val="1e3a5f"/>
@@ -1060,7 +1060,7 @@
         </w:rPr>
         <w:t xml:space="preserve">Portfolio: </w:t>
       </w:r>
-      <w:hyperlink w:history="1" r:id="rIdeaw6poomylw0mdb45ytt4">
+      <w:hyperlink w:history="1" r:id="rIdamybvjechndx1qlcts4q-">
         <w:r>
           <w:rPr>
             <w:color w:val="1e3a5f"/>
